--- a/SQL_to_AWS_RDS_Migration_Plan_v2.docx
+++ b/SQL_to_AWS_RDS_Migration_Plan_v2.docx
@@ -866,25 +866,690 @@
         <w:t xml:space="preserve">Table of Contents</w:t>
       </w:r>
     </w:p>
-    <w:sdt>
-      <w:sdtPr>
-        <w:alias w:val="TOC"/>
-      </w:sdtPr>
-      <w:sdtContent>
-        <w:p>
-          <w:r>
-            <w:fldChar w:fldCharType="begin" w:dirty="true"/>
-            <w:instrText xml:space="preserve">TOC \h \o "1-3" \t "undefined,1,undefined,2,undefined,3"</w:instrText>
-            <w:fldChar w:fldCharType="separate"/>
-          </w:r>
-        </w:p>
-        <w:p>
-          <w:r>
-            <w:fldChar w:fldCharType="end"/>
-          </w:r>
-        </w:p>
-      </w:sdtContent>
-    </w:sdt>
+    <w:p>
+      <w:pPr>
+        <w:pStyle w:val="TOC1"/>
+        <w:ind w:left="0"/>
+        <w:tabs>
+          <w:tab w:val="right" w:leader="dot" w:pos="8640"/>
+        </w:tabs>
+        <w:spacing w:before="60" w:after="60"/>
+      </w:pPr>
+      <w:r>
+        <w:rPr>
+          <w:b/>
+          <w:rFonts w:ascii="Arial" w:hAnsi="Arial" w:cs="Arial"/>
+          <w:color w:val="1F3864"/>
+          <w:sz w:val="18"/>
+          <w:szCs w:val="18"/>
+        </w:rPr>
+        <w:t xml:space="preserve">1. Executive Summary</w:t>
+      </w:r>
+    </w:p>
+    <w:p>
+      <w:pPr>
+        <w:pStyle w:val="TOC1"/>
+        <w:ind w:left="0"/>
+        <w:tabs>
+          <w:tab w:val="right" w:leader="dot" w:pos="8640"/>
+        </w:tabs>
+        <w:spacing w:before="60" w:after="60"/>
+      </w:pPr>
+      <w:r>
+        <w:rPr>
+          <w:b/>
+          <w:rFonts w:ascii="Arial" w:hAnsi="Arial" w:cs="Arial"/>
+          <w:color w:val="1F3864"/>
+          <w:sz w:val="18"/>
+          <w:szCs w:val="18"/>
+        </w:rPr>
+        <w:t xml:space="preserve">2. Key Assumptions</w:t>
+      </w:r>
+    </w:p>
+    <w:p>
+      <w:pPr>
+        <w:pStyle w:val="TOC1"/>
+        <w:ind w:left="0"/>
+        <w:tabs>
+          <w:tab w:val="right" w:leader="dot" w:pos="8640"/>
+        </w:tabs>
+        <w:spacing w:before="60" w:after="60"/>
+      </w:pPr>
+      <w:r>
+        <w:rPr>
+          <w:b/>
+          <w:rFonts w:ascii="Arial" w:hAnsi="Arial" w:cs="Arial"/>
+          <w:color w:val="1F3864"/>
+          <w:sz w:val="18"/>
+          <w:szCs w:val="18"/>
+        </w:rPr>
+        <w:t xml:space="preserve">3. Dependencies</w:t>
+      </w:r>
+    </w:p>
+    <w:p>
+      <w:pPr>
+        <w:pStyle w:val="TOC1"/>
+        <w:ind w:left="0"/>
+        <w:tabs>
+          <w:tab w:val="right" w:leader="dot" w:pos="8640"/>
+        </w:tabs>
+        <w:spacing w:before="60" w:after="60"/>
+      </w:pPr>
+      <w:r>
+        <w:rPr>
+          <w:b/>
+          <w:rFonts w:ascii="Arial" w:hAnsi="Arial" w:cs="Arial"/>
+          <w:color w:val="1F3864"/>
+          <w:sz w:val="18"/>
+          <w:szCs w:val="18"/>
+        </w:rPr>
+        <w:t xml:space="preserve">4. Scope &amp; Application Portfolio</w:t>
+      </w:r>
+    </w:p>
+    <w:p>
+      <w:pPr>
+        <w:pStyle w:val="TOC2"/>
+        <w:ind w:left="360"/>
+        <w:tabs>
+          <w:tab w:val="right" w:leader="dot" w:pos="8640"/>
+        </w:tabs>
+        <w:spacing w:before="60" w:after="60"/>
+      </w:pPr>
+      <w:r>
+        <w:rPr>
+          <w:rFonts w:ascii="Arial" w:hAnsi="Arial" w:cs="Arial"/>
+          <w:color w:val="2E75B6"/>
+          <w:sz w:val="18"/>
+          <w:szCs w:val="18"/>
+        </w:rPr>
+        <w:t xml:space="preserve">4.1 Application Tiers</w:t>
+      </w:r>
+    </w:p>
+    <w:p>
+      <w:pPr>
+        <w:pStyle w:val="TOC2"/>
+        <w:ind w:left="360"/>
+        <w:tabs>
+          <w:tab w:val="right" w:leader="dot" w:pos="8640"/>
+        </w:tabs>
+        <w:spacing w:before="60" w:after="60"/>
+      </w:pPr>
+      <w:r>
+        <w:rPr>
+          <w:rFonts w:ascii="Arial" w:hAnsi="Arial" w:cs="Arial"/>
+          <w:color w:val="2E75B6"/>
+          <w:sz w:val="18"/>
+          <w:szCs w:val="18"/>
+        </w:rPr>
+        <w:t xml:space="preserve">4.2 Technology Stack</w:t>
+      </w:r>
+    </w:p>
+    <w:p>
+      <w:pPr>
+        <w:pStyle w:val="TOC2"/>
+        <w:ind w:left="360"/>
+        <w:tabs>
+          <w:tab w:val="right" w:leader="dot" w:pos="8640"/>
+        </w:tabs>
+        <w:spacing w:before="60" w:after="60"/>
+      </w:pPr>
+      <w:r>
+        <w:rPr>
+          <w:rFonts w:ascii="Arial" w:hAnsi="Arial" w:cs="Arial"/>
+          <w:color w:val="2E75B6"/>
+          <w:sz w:val="18"/>
+          <w:szCs w:val="18"/>
+        </w:rPr>
+        <w:t xml:space="preserve">4.3 Out of Scope</w:t>
+      </w:r>
+    </w:p>
+    <w:p>
+      <w:pPr>
+        <w:pStyle w:val="TOC1"/>
+        <w:ind w:left="0"/>
+        <w:tabs>
+          <w:tab w:val="right" w:leader="dot" w:pos="8640"/>
+        </w:tabs>
+        <w:spacing w:before="60" w:after="60"/>
+      </w:pPr>
+      <w:r>
+        <w:rPr>
+          <w:b/>
+          <w:rFonts w:ascii="Arial" w:hAnsi="Arial" w:cs="Arial"/>
+          <w:color w:val="1F3864"/>
+          <w:sz w:val="18"/>
+          <w:szCs w:val="18"/>
+        </w:rPr>
+        <w:t xml:space="preserve">5. Migration Strategy</w:t>
+      </w:r>
+    </w:p>
+    <w:p>
+      <w:pPr>
+        <w:pStyle w:val="TOC2"/>
+        <w:ind w:left="360"/>
+        <w:tabs>
+          <w:tab w:val="right" w:leader="dot" w:pos="8640"/>
+        </w:tabs>
+        <w:spacing w:before="60" w:after="60"/>
+      </w:pPr>
+      <w:r>
+        <w:rPr>
+          <w:rFonts w:ascii="Arial" w:hAnsi="Arial" w:cs="Arial"/>
+          <w:color w:val="2E75B6"/>
+          <w:sz w:val="18"/>
+          <w:szCs w:val="18"/>
+        </w:rPr>
+        <w:t xml:space="preserve">5.1 Database Migration: Backup/Restore Lift-and-Shift</w:t>
+      </w:r>
+    </w:p>
+    <w:p>
+      <w:pPr>
+        <w:pStyle w:val="TOC2"/>
+        <w:ind w:left="360"/>
+        <w:tabs>
+          <w:tab w:val="right" w:leader="dot" w:pos="8640"/>
+        </w:tabs>
+        <w:spacing w:before="60" w:after="60"/>
+      </w:pPr>
+      <w:r>
+        <w:rPr>
+          <w:rFonts w:ascii="Arial" w:hAnsi="Arial" w:cs="Arial"/>
+          <w:color w:val="2E75B6"/>
+          <w:sz w:val="18"/>
+          <w:szCs w:val="18"/>
+        </w:rPr>
+        <w:t xml:space="preserve">5.2 RDS-Incompatible Features Requiring Pre-Migration Remediation</w:t>
+      </w:r>
+    </w:p>
+    <w:p>
+      <w:pPr>
+        <w:pStyle w:val="TOC2"/>
+        <w:ind w:left="360"/>
+        <w:tabs>
+          <w:tab w:val="right" w:leader="dot" w:pos="8640"/>
+        </w:tabs>
+        <w:spacing w:before="60" w:after="60"/>
+      </w:pPr>
+      <w:r>
+        <w:rPr>
+          <w:rFonts w:ascii="Arial" w:hAnsi="Arial" w:cs="Arial"/>
+          <w:color w:val="2E75B6"/>
+          <w:sz w:val="18"/>
+          <w:szCs w:val="18"/>
+        </w:rPr>
+        <w:t xml:space="preserve">5.3 ETL Migration: SSIS → AWS Glue</w:t>
+      </w:r>
+    </w:p>
+    <w:p>
+      <w:pPr>
+        <w:pStyle w:val="TOC2"/>
+        <w:ind w:left="360"/>
+        <w:tabs>
+          <w:tab w:val="right" w:leader="dot" w:pos="8640"/>
+        </w:tabs>
+        <w:spacing w:before="60" w:after="60"/>
+      </w:pPr>
+      <w:r>
+        <w:rPr>
+          <w:rFonts w:ascii="Arial" w:hAnsi="Arial" w:cs="Arial"/>
+          <w:color w:val="2E75B6"/>
+          <w:sz w:val="18"/>
+          <w:szCs w:val="18"/>
+        </w:rPr>
+        <w:t xml:space="preserve">5.4 Informatica — Out of Scope</w:t>
+      </w:r>
+    </w:p>
+    <w:p>
+      <w:pPr>
+        <w:pStyle w:val="TOC2"/>
+        <w:ind w:left="360"/>
+        <w:tabs>
+          <w:tab w:val="right" w:leader="dot" w:pos="8640"/>
+        </w:tabs>
+        <w:spacing w:before="60" w:after="60"/>
+      </w:pPr>
+      <w:r>
+        <w:rPr>
+          <w:rFonts w:ascii="Arial" w:hAnsi="Arial" w:cs="Arial"/>
+          <w:color w:val="2E75B6"/>
+          <w:sz w:val="18"/>
+          <w:szCs w:val="18"/>
+        </w:rPr>
+        <w:t xml:space="preserve">5.5 SSRS Reporting Strategy</w:t>
+      </w:r>
+    </w:p>
+    <w:p>
+      <w:pPr>
+        <w:pStyle w:val="TOC1"/>
+        <w:ind w:left="0"/>
+        <w:tabs>
+          <w:tab w:val="right" w:leader="dot" w:pos="8640"/>
+        </w:tabs>
+        <w:spacing w:before="60" w:after="60"/>
+      </w:pPr>
+      <w:r>
+        <w:rPr>
+          <w:b/>
+          <w:rFonts w:ascii="Arial" w:hAnsi="Arial" w:cs="Arial"/>
+          <w:color w:val="1F3864"/>
+          <w:sz w:val="18"/>
+          <w:szCs w:val="18"/>
+        </w:rPr>
+        <w:t xml:space="preserve">5.6 Dev → Test → Production Environment Pipeline</w:t>
+      </w:r>
+    </w:p>
+    <w:p>
+      <w:pPr>
+        <w:pStyle w:val="TOC1"/>
+        <w:ind w:left="0"/>
+        <w:tabs>
+          <w:tab w:val="right" w:leader="dot" w:pos="8640"/>
+        </w:tabs>
+        <w:spacing w:before="60" w:after="60"/>
+      </w:pPr>
+      <w:r>
+        <w:rPr>
+          <w:b/>
+          <w:rFonts w:ascii="Arial" w:hAnsi="Arial" w:cs="Arial"/>
+          <w:color w:val="1F3864"/>
+          <w:sz w:val="18"/>
+          <w:szCs w:val="18"/>
+        </w:rPr>
+        <w:t xml:space="preserve">5.7 SQL Server Replication Handling</w:t>
+      </w:r>
+    </w:p>
+    <w:p>
+      <w:pPr>
+        <w:pStyle w:val="TOC1"/>
+        <w:ind w:left="0"/>
+        <w:tabs>
+          <w:tab w:val="right" w:leader="dot" w:pos="8640"/>
+        </w:tabs>
+        <w:spacing w:before="60" w:after="60"/>
+      </w:pPr>
+      <w:r>
+        <w:rPr>
+          <w:b/>
+          <w:rFonts w:ascii="Arial" w:hAnsi="Arial" w:cs="Arial"/>
+          <w:color w:val="1F3864"/>
+          <w:sz w:val="18"/>
+          <w:szCs w:val="18"/>
+        </w:rPr>
+        <w:t xml:space="preserve">6. Application-Level Effort Summary (Hours)</w:t>
+      </w:r>
+    </w:p>
+    <w:p>
+      <w:pPr>
+        <w:pStyle w:val="TOC1"/>
+        <w:ind w:left="0"/>
+        <w:tabs>
+          <w:tab w:val="right" w:leader="dot" w:pos="8640"/>
+        </w:tabs>
+        <w:spacing w:before="60" w:after="60"/>
+      </w:pPr>
+      <w:r>
+        <w:rPr>
+          <w:b/>
+          <w:rFonts w:ascii="Arial" w:hAnsi="Arial" w:cs="Arial"/>
+          <w:color w:val="1F3864"/>
+          <w:sz w:val="18"/>
+          <w:szCs w:val="18"/>
+        </w:rPr>
+        <w:t xml:space="preserve">7. AI Toolchain Usage</w:t>
+      </w:r>
+    </w:p>
+    <w:p>
+      <w:pPr>
+        <w:pStyle w:val="TOC1"/>
+        <w:ind w:left="0"/>
+        <w:tabs>
+          <w:tab w:val="right" w:leader="dot" w:pos="8640"/>
+        </w:tabs>
+        <w:spacing w:before="60" w:after="60"/>
+      </w:pPr>
+      <w:r>
+        <w:rPr>
+          <w:b/>
+          <w:rFonts w:ascii="Arial" w:hAnsi="Arial" w:cs="Arial"/>
+          <w:color w:val="1F3864"/>
+          <w:sz w:val="18"/>
+          <w:szCs w:val="18"/>
+        </w:rPr>
+        <w:t xml:space="preserve">8. Automation Tools</w:t>
+      </w:r>
+    </w:p>
+    <w:p>
+      <w:pPr>
+        <w:pStyle w:val="TOC1"/>
+        <w:ind w:left="0"/>
+        <w:tabs>
+          <w:tab w:val="right" w:leader="dot" w:pos="8640"/>
+        </w:tabs>
+        <w:spacing w:before="60" w:after="60"/>
+      </w:pPr>
+      <w:r>
+        <w:rPr>
+          <w:b/>
+          <w:rFonts w:ascii="Arial" w:hAnsi="Arial" w:cs="Arial"/>
+          <w:color w:val="1F3864"/>
+          <w:sz w:val="18"/>
+          <w:szCs w:val="18"/>
+        </w:rPr>
+        <w:t xml:space="preserve">9. Reusable Artefacts</w:t>
+      </w:r>
+    </w:p>
+    <w:p>
+      <w:pPr>
+        <w:pStyle w:val="TOC1"/>
+        <w:ind w:left="0"/>
+        <w:tabs>
+          <w:tab w:val="right" w:leader="dot" w:pos="8640"/>
+        </w:tabs>
+        <w:spacing w:before="60" w:after="60"/>
+      </w:pPr>
+      <w:r>
+        <w:rPr>
+          <w:b/>
+          <w:rFonts w:ascii="Arial" w:hAnsi="Arial" w:cs="Arial"/>
+          <w:color w:val="1F3864"/>
+          <w:sz w:val="18"/>
+          <w:szCs w:val="18"/>
+        </w:rPr>
+        <w:t xml:space="preserve">10. Migration Optimisation</w:t>
+      </w:r>
+    </w:p>
+    <w:p>
+      <w:pPr>
+        <w:pStyle w:val="TOC2"/>
+        <w:ind w:left="360"/>
+        <w:tabs>
+          <w:tab w:val="right" w:leader="dot" w:pos="8640"/>
+        </w:tabs>
+        <w:spacing w:before="60" w:after="60"/>
+      </w:pPr>
+      <w:r>
+        <w:rPr>
+          <w:rFonts w:ascii="Arial" w:hAnsi="Arial" w:cs="Arial"/>
+          <w:color w:val="2E75B6"/>
+          <w:sz w:val="18"/>
+          <w:szCs w:val="18"/>
+        </w:rPr>
+        <w:t xml:space="preserve">10.1 Database Migration Optimisation</w:t>
+      </w:r>
+    </w:p>
+    <w:p>
+      <w:pPr>
+        <w:pStyle w:val="TOC2"/>
+        <w:ind w:left="360"/>
+        <w:tabs>
+          <w:tab w:val="right" w:leader="dot" w:pos="8640"/>
+        </w:tabs>
+        <w:spacing w:before="60" w:after="60"/>
+      </w:pPr>
+      <w:r>
+        <w:rPr>
+          <w:rFonts w:ascii="Arial" w:hAnsi="Arial" w:cs="Arial"/>
+          <w:color w:val="2E75B6"/>
+          <w:sz w:val="18"/>
+          <w:szCs w:val="18"/>
+        </w:rPr>
+        <w:t xml:space="preserve">10.2 RDS Performance Optimisation</w:t>
+      </w:r>
+    </w:p>
+    <w:p>
+      <w:pPr>
+        <w:pStyle w:val="TOC2"/>
+        <w:ind w:left="360"/>
+        <w:tabs>
+          <w:tab w:val="right" w:leader="dot" w:pos="8640"/>
+        </w:tabs>
+        <w:spacing w:before="60" w:after="60"/>
+      </w:pPr>
+      <w:r>
+        <w:rPr>
+          <w:rFonts w:ascii="Arial" w:hAnsi="Arial" w:cs="Arial"/>
+          <w:color w:val="2E75B6"/>
+          <w:sz w:val="18"/>
+          <w:szCs w:val="18"/>
+        </w:rPr>
+        <w:t xml:space="preserve">10.3 AWS Glue ETL Optimisation</w:t>
+      </w:r>
+    </w:p>
+    <w:p>
+      <w:pPr>
+        <w:pStyle w:val="TOC2"/>
+        <w:ind w:left="360"/>
+        <w:tabs>
+          <w:tab w:val="right" w:leader="dot" w:pos="8640"/>
+        </w:tabs>
+        <w:spacing w:before="60" w:after="60"/>
+      </w:pPr>
+      <w:r>
+        <w:rPr>
+          <w:rFonts w:ascii="Arial" w:hAnsi="Arial" w:cs="Arial"/>
+          <w:color w:val="2E75B6"/>
+          <w:sz w:val="18"/>
+          <w:szCs w:val="18"/>
+        </w:rPr>
+        <w:t xml:space="preserve">10.4 Cost Optimisation</w:t>
+      </w:r>
+    </w:p>
+    <w:p>
+      <w:pPr>
+        <w:pStyle w:val="TOC1"/>
+        <w:ind w:left="0"/>
+        <w:tabs>
+          <w:tab w:val="right" w:leader="dot" w:pos="8640"/>
+        </w:tabs>
+        <w:spacing w:before="60" w:after="60"/>
+      </w:pPr>
+      <w:r>
+        <w:rPr>
+          <w:b/>
+          <w:rFonts w:ascii="Arial" w:hAnsi="Arial" w:cs="Arial"/>
+          <w:color w:val="1F3864"/>
+          <w:sz w:val="18"/>
+          <w:szCs w:val="18"/>
+        </w:rPr>
+        <w:t xml:space="preserve">11. 9-Month Phase &amp; Wave Plan</w:t>
+      </w:r>
+    </w:p>
+    <w:p>
+      <w:pPr>
+        <w:pStyle w:val="TOC1"/>
+        <w:ind w:left="0"/>
+        <w:tabs>
+          <w:tab w:val="right" w:leader="dot" w:pos="8640"/>
+        </w:tabs>
+        <w:spacing w:before="60" w:after="60"/>
+      </w:pPr>
+      <w:r>
+        <w:rPr>
+          <w:b/>
+          <w:rFonts w:ascii="Arial" w:hAnsi="Arial" w:cs="Arial"/>
+          <w:color w:val="1F3864"/>
+          <w:sz w:val="18"/>
+          <w:szCs w:val="18"/>
+        </w:rPr>
+        <w:t xml:space="preserve">12. Cutover &amp; Data Sync Strategy</w:t>
+      </w:r>
+    </w:p>
+    <w:p>
+      <w:pPr>
+        <w:pStyle w:val="TOC2"/>
+        <w:ind w:left="360"/>
+        <w:tabs>
+          <w:tab w:val="right" w:leader="dot" w:pos="8640"/>
+        </w:tabs>
+        <w:spacing w:before="60" w:after="60"/>
+      </w:pPr>
+      <w:r>
+        <w:rPr>
+          <w:rFonts w:ascii="Arial" w:hAnsi="Arial" w:cs="Arial"/>
+          <w:color w:val="2E75B6"/>
+          <w:sz w:val="18"/>
+          <w:szCs w:val="18"/>
+        </w:rPr>
+        <w:t xml:space="preserve">12.1 Cutover Sequence</w:t>
+      </w:r>
+    </w:p>
+    <w:p>
+      <w:pPr>
+        <w:pStyle w:val="TOC2"/>
+        <w:ind w:left="360"/>
+        <w:tabs>
+          <w:tab w:val="right" w:leader="dot" w:pos="8640"/>
+        </w:tabs>
+        <w:spacing w:before="60" w:after="60"/>
+      </w:pPr>
+      <w:r>
+        <w:rPr>
+          <w:rFonts w:ascii="Arial" w:hAnsi="Arial" w:cs="Arial"/>
+          <w:color w:val="2E75B6"/>
+          <w:sz w:val="18"/>
+          <w:szCs w:val="18"/>
+        </w:rPr>
+        <w:t xml:space="preserve">12.2 RTO / RPO Targets</w:t>
+      </w:r>
+    </w:p>
+    <w:p>
+      <w:pPr>
+        <w:pStyle w:val="TOC1"/>
+        <w:ind w:left="0"/>
+        <w:tabs>
+          <w:tab w:val="right" w:leader="dot" w:pos="8640"/>
+        </w:tabs>
+        <w:spacing w:before="60" w:after="60"/>
+      </w:pPr>
+      <w:r>
+        <w:rPr>
+          <w:b/>
+          <w:rFonts w:ascii="Arial" w:hAnsi="Arial" w:cs="Arial"/>
+          <w:color w:val="1F3864"/>
+          <w:sz w:val="18"/>
+          <w:szCs w:val="18"/>
+        </w:rPr>
+        <w:t xml:space="preserve">13. Risk Register</w:t>
+      </w:r>
+    </w:p>
+    <w:p>
+      <w:pPr>
+        <w:pStyle w:val="TOC1"/>
+        <w:ind w:left="0"/>
+        <w:tabs>
+          <w:tab w:val="right" w:leader="dot" w:pos="8640"/>
+        </w:tabs>
+        <w:spacing w:before="60" w:after="60"/>
+      </w:pPr>
+      <w:r>
+        <w:rPr>
+          <w:b/>
+          <w:rFonts w:ascii="Arial" w:hAnsi="Arial" w:cs="Arial"/>
+          <w:color w:val="1F3864"/>
+          <w:sz w:val="18"/>
+          <w:szCs w:val="18"/>
+        </w:rPr>
+        <w:t xml:space="preserve">14. RACI Matrix</w:t>
+      </w:r>
+    </w:p>
+    <w:p>
+      <w:pPr>
+        <w:pStyle w:val="TOC1"/>
+        <w:ind w:left="0"/>
+        <w:tabs>
+          <w:tab w:val="right" w:leader="dot" w:pos="8640"/>
+        </w:tabs>
+        <w:spacing w:before="60" w:after="60"/>
+      </w:pPr>
+      <w:r>
+        <w:rPr>
+          <w:b/>
+          <w:rFonts w:ascii="Arial" w:hAnsi="Arial" w:cs="Arial"/>
+          <w:color w:val="1F3864"/>
+          <w:sz w:val="18"/>
+          <w:szCs w:val="18"/>
+        </w:rPr>
+        <w:t xml:space="preserve">15. Testing Strategy</w:t>
+      </w:r>
+    </w:p>
+    <w:p>
+      <w:pPr>
+        <w:pStyle w:val="TOC1"/>
+        <w:ind w:left="0"/>
+        <w:tabs>
+          <w:tab w:val="right" w:leader="dot" w:pos="8640"/>
+        </w:tabs>
+        <w:spacing w:before="60" w:after="60"/>
+      </w:pPr>
+      <w:r>
+        <w:rPr>
+          <w:b/>
+          <w:rFonts w:ascii="Arial" w:hAnsi="Arial" w:cs="Arial"/>
+          <w:color w:val="1F3864"/>
+          <w:sz w:val="18"/>
+          <w:szCs w:val="18"/>
+        </w:rPr>
+        <w:t xml:space="preserve">16. AWS Target Architecture</w:t>
+      </w:r>
+    </w:p>
+    <w:p>
+      <w:pPr>
+        <w:pStyle w:val="TOC2"/>
+        <w:ind w:left="360"/>
+        <w:tabs>
+          <w:tab w:val="right" w:leader="dot" w:pos="8640"/>
+        </w:tabs>
+        <w:spacing w:before="60" w:after="60"/>
+      </w:pPr>
+      <w:r>
+        <w:rPr>
+          <w:rFonts w:ascii="Arial" w:hAnsi="Arial" w:cs="Arial"/>
+          <w:color w:val="2E75B6"/>
+          <w:sz w:val="18"/>
+          <w:szCs w:val="18"/>
+        </w:rPr>
+        <w:t xml:space="preserve">16.1 RDS SQL Server Configuration</w:t>
+      </w:r>
+    </w:p>
+    <w:p>
+      <w:pPr>
+        <w:pStyle w:val="TOC2"/>
+        <w:ind w:left="360"/>
+        <w:tabs>
+          <w:tab w:val="right" w:leader="dot" w:pos="8640"/>
+        </w:tabs>
+        <w:spacing w:before="60" w:after="60"/>
+      </w:pPr>
+      <w:r>
+        <w:rPr>
+          <w:rFonts w:ascii="Arial" w:hAnsi="Arial" w:cs="Arial"/>
+          <w:color w:val="2E75B6"/>
+          <w:sz w:val="18"/>
+          <w:szCs w:val="18"/>
+        </w:rPr>
+        <w:t xml:space="preserve">16.2 Networking &amp; Security</w:t>
+      </w:r>
+    </w:p>
+    <w:p>
+      <w:pPr>
+        <w:pStyle w:val="TOC1"/>
+        <w:ind w:left="0"/>
+        <w:tabs>
+          <w:tab w:val="right" w:leader="dot" w:pos="8640"/>
+        </w:tabs>
+        <w:spacing w:before="60" w:after="60"/>
+      </w:pPr>
+      <w:r>
+        <w:rPr>
+          <w:b/>
+          <w:rFonts w:ascii="Arial" w:hAnsi="Arial" w:cs="Arial"/>
+          <w:color w:val="1F3864"/>
+          <w:sz w:val="18"/>
+          <w:szCs w:val="18"/>
+        </w:rPr>
+        <w:t xml:space="preserve">17. Success Criteria &amp; Exit Conditions</w:t>
+      </w:r>
+    </w:p>
     <w:p>
       <w:r>
         <w:br w:type="page"/>
@@ -51278,5 +51943,40 @@
       <w:szCs w:val="22"/>
     </w:rPr>
   </w:style>
+  <w:style w:type="paragraph" w:styleId="TOC1">
+    <w:name w:val="TOC 1"/>
+    <w:basedOn w:val="Normal"/>
+    <w:pPr>
+      <w:ind w:left="0"/>
+      <w:tabs>
+        <w:tab w:val="right" w:leader="dot" w:pos="8640"/>
+      </w:tabs>
+      <w:spacing w:before="40" w:after="40"/>
+    </w:pPr>
+    <w:rPr>
+      <w:rFonts w:ascii="Arial" w:hAnsi="Arial" w:cs="Arial"/>
+      <w:color w:val="1F3864"/>
+      <w:sz w:val="18"/>
+      <w:szCs w:val="18"/>
+    </w:rPr>
+  </w:style>
+  <w:style w:type="paragraph" w:styleId="TOC2">
+    <w:name w:val="TOC 2"/>
+    <w:basedOn w:val="Normal"/>
+    <w:pPr>
+      <w:ind w:left="360"/>
+      <w:tabs>
+        <w:tab w:val="right" w:leader="dot" w:pos="8640"/>
+      </w:tabs>
+      <w:spacing w:before="40" w:after="40"/>
+    </w:pPr>
+    <w:rPr>
+      <w:rFonts w:ascii="Arial" w:hAnsi="Arial" w:cs="Arial"/>
+      <w:color w:val="2E75B6"/>
+      <w:sz w:val="18"/>
+      <w:szCs w:val="18"/>
+      <w:i/>
+    </w:rPr>
+  </w:style>
 </w:styles>
 </file>